--- a/文档/需求分析规约文档/琴音袅袅  乐器交易租界平台 需求分析规约.docx
+++ b/文档/需求分析规约文档/琴音袅袅  乐器交易租界平台 需求分析规约.docx
@@ -482,6 +482,7 @@
           <w:lang w:eastAsia="zh-CN"/>
         </w:rPr>
       </w:pPr>
+      <w:proofErr w:type="gramStart"/>
       <w:r>
         <w:rPr>
           <w:rFonts w:ascii="TypeLand 康熙字典體" w:eastAsia="宋体" w:hAnsi="TypeLand 康熙字典體" w:hint="eastAsia"/>
@@ -494,6 +495,7 @@
         </w:rPr>
         <w:t>杨兆镇</w:t>
       </w:r>
+      <w:proofErr w:type="gramEnd"/>
       <w:r>
         <w:rPr>
           <w:rFonts w:ascii="TypeLand 康熙字典體" w:eastAsia="宋体" w:hAnsi="TypeLand 康熙字典體" w:hint="eastAsia"/>
@@ -606,6 +608,7 @@
               <w:ind w:firstLineChars="0" w:firstLine="0"/>
               <w:jc w:val="left"/>
             </w:pPr>
+            <w:proofErr w:type="spellStart"/>
             <w:r>
               <w:rPr>
                 <w:rFonts w:ascii="Arial" w:eastAsia="等线" w:hAnsi="Arial" w:cs="Arial"/>
@@ -613,6 +616,7 @@
               </w:rPr>
               <w:t>编写日期</w:t>
             </w:r>
+            <w:proofErr w:type="spellEnd"/>
           </w:p>
         </w:tc>
         <w:tc>
@@ -656,6 +660,7 @@
               <w:ind w:firstLine="440"/>
               <w:jc w:val="left"/>
             </w:pPr>
+            <w:proofErr w:type="spellStart"/>
             <w:r>
               <w:rPr>
                 <w:rFonts w:ascii="Arial" w:eastAsia="等线" w:hAnsi="Arial" w:cs="Arial"/>
@@ -663,6 +668,7 @@
               </w:rPr>
               <w:t>版本</w:t>
             </w:r>
+            <w:proofErr w:type="spellEnd"/>
           </w:p>
         </w:tc>
         <w:tc>
@@ -681,6 +687,7 @@
               <w:ind w:firstLine="440"/>
               <w:jc w:val="left"/>
             </w:pPr>
+            <w:proofErr w:type="spellStart"/>
             <w:r>
               <w:rPr>
                 <w:rFonts w:ascii="Arial" w:eastAsia="等线" w:hAnsi="Arial" w:cs="Arial"/>
@@ -688,6 +695,7 @@
               </w:rPr>
               <w:t>说明</w:t>
             </w:r>
+            <w:proofErr w:type="spellEnd"/>
           </w:p>
         </w:tc>
         <w:tc>
@@ -706,6 +714,7 @@
               <w:ind w:firstLine="440"/>
               <w:jc w:val="left"/>
             </w:pPr>
+            <w:proofErr w:type="spellStart"/>
             <w:r>
               <w:rPr>
                 <w:rFonts w:ascii="Arial" w:eastAsia="等线" w:hAnsi="Arial" w:cs="Arial"/>
@@ -713,6 +722,7 @@
               </w:rPr>
               <w:t>作者</w:t>
             </w:r>
+            <w:proofErr w:type="spellEnd"/>
           </w:p>
         </w:tc>
       </w:tr>
@@ -6174,7 +6184,7 @@
                 <w:noProof/>
                 <w:webHidden/>
               </w:rPr>
-              <w:t>26</w:t>
+              <w:t>27</w:t>
             </w:r>
             <w:r>
               <w:rPr>
@@ -6382,7 +6392,7 @@
                 <w:noProof/>
                 <w:webHidden/>
               </w:rPr>
-              <w:t>40</w:t>
+              <w:t>41</w:t>
             </w:r>
             <w:r>
               <w:rPr>
@@ -6543,7 +6553,7 @@
                 <w:noProof/>
                 <w:webHidden/>
               </w:rPr>
-              <w:t>40</w:t>
+              <w:t>41</w:t>
             </w:r>
             <w:r>
               <w:rPr>
@@ -6662,7 +6672,7 @@
                 <w:noProof/>
                 <w:webHidden/>
               </w:rPr>
-              <w:t>41</w:t>
+              <w:t>42</w:t>
             </w:r>
             <w:r>
               <w:rPr>
@@ -6757,7 +6767,7 @@
                 <w:noProof/>
                 <w:webHidden/>
               </w:rPr>
-              <w:t>41</w:t>
+              <w:t>42</w:t>
             </w:r>
             <w:r>
               <w:rPr>
@@ -6852,7 +6862,7 @@
                 <w:noProof/>
                 <w:webHidden/>
               </w:rPr>
-              <w:t>41</w:t>
+              <w:t>42</w:t>
             </w:r>
             <w:r>
               <w:rPr>
@@ -6947,7 +6957,7 @@
                 <w:noProof/>
                 <w:webHidden/>
               </w:rPr>
-              <w:t>41</w:t>
+              <w:t>42</w:t>
             </w:r>
             <w:r>
               <w:rPr>
@@ -7066,7 +7076,7 @@
                 <w:noProof/>
                 <w:webHidden/>
               </w:rPr>
-              <w:t>41</w:t>
+              <w:t>42</w:t>
             </w:r>
             <w:r>
               <w:rPr>
@@ -7185,7 +7195,7 @@
                 <w:noProof/>
                 <w:webHidden/>
               </w:rPr>
-              <w:t>42</w:t>
+              <w:t>43</w:t>
             </w:r>
             <w:r>
               <w:rPr>
@@ -7304,7 +7314,7 @@
                 <w:noProof/>
                 <w:webHidden/>
               </w:rPr>
-              <w:t>42</w:t>
+              <w:t>43</w:t>
             </w:r>
             <w:r>
               <w:rPr>
@@ -7423,7 +7433,7 @@
                 <w:noProof/>
                 <w:webHidden/>
               </w:rPr>
-              <w:t>42</w:t>
+              <w:t>43</w:t>
             </w:r>
             <w:r>
               <w:rPr>
@@ -7584,7 +7594,7 @@
                 <w:noProof/>
                 <w:webHidden/>
               </w:rPr>
-              <w:t>43</w:t>
+              <w:t>44</w:t>
             </w:r>
             <w:r>
               <w:rPr>
@@ -7733,7 +7743,7 @@
                 <w:noProof/>
                 <w:webHidden/>
               </w:rPr>
-              <w:t>43</w:t>
+              <w:t>44</w:t>
             </w:r>
             <w:r>
               <w:rPr>
@@ -7882,7 +7892,7 @@
                 <w:noProof/>
                 <w:webHidden/>
               </w:rPr>
-              <w:t>43</w:t>
+              <w:t>44</w:t>
             </w:r>
             <w:r>
               <w:rPr>
@@ -8031,7 +8041,7 @@
                 <w:noProof/>
                 <w:webHidden/>
               </w:rPr>
-              <w:t>44</w:t>
+              <w:t>45</w:t>
             </w:r>
             <w:r>
               <w:rPr>
@@ -8180,7 +8190,7 @@
                 <w:noProof/>
                 <w:webHidden/>
               </w:rPr>
-              <w:t>44</w:t>
+              <w:t>45</w:t>
             </w:r>
             <w:r>
               <w:rPr>
@@ -8605,7 +8615,39 @@
           <w:rFonts w:hint="eastAsia"/>
           <w:szCs w:val="24"/>
         </w:rPr>
-        <w:t>而近年来以淘宝为首的网购交易平台越来越受到人们的欢迎，人们越来越倾向于在网络上进行物品的购买。然而，市面上却缺少一款可以专一针对乐器交易的网络交易平台供乐器爱好者使用。许多乐器爱好者表示，线下实体店的数目有限同时要承担交通来往的花费，又往往因为乐器店缺少自己喜欢的乐器而白跑一趟。加之线上专一乐器交易平台的缺少，买家还要在主流平台中被一些无用广告信息轰炸。因此，开发一款专一乐器交易平台势在必行。</w:t>
+        <w:t>而近年来</w:t>
+      </w:r>
+      <w:proofErr w:type="gramStart"/>
+      <w:r>
+        <w:rPr>
+          <w:rFonts w:hint="eastAsia"/>
+          <w:szCs w:val="24"/>
+        </w:rPr>
+        <w:t>以淘宝为首</w:t>
+      </w:r>
+      <w:proofErr w:type="gramEnd"/>
+      <w:r>
+        <w:rPr>
+          <w:rFonts w:hint="eastAsia"/>
+          <w:szCs w:val="24"/>
+        </w:rPr>
+        <w:t>的</w:t>
+      </w:r>
+      <w:proofErr w:type="gramStart"/>
+      <w:r>
+        <w:rPr>
+          <w:rFonts w:hint="eastAsia"/>
+          <w:szCs w:val="24"/>
+        </w:rPr>
+        <w:t>网购交易</w:t>
+      </w:r>
+      <w:proofErr w:type="gramEnd"/>
+      <w:r>
+        <w:rPr>
+          <w:rFonts w:hint="eastAsia"/>
+          <w:szCs w:val="24"/>
+        </w:rPr>
+        <w:t>平台越来越受到人们的欢迎，人们越来越倾向于在网络上进行物品的购买。然而，市面上却缺少一款可以专一针对乐器交易的网络交易平台供乐器爱好者使用。许多乐器爱好者表示，线下实体店的数目有限同时要承担交通来往的花费，又往往因为乐器店缺少自己喜欢的乐器而白跑一趟。加之线上专一乐器交易平台的缺少，买家还要在主流平台中被一些无用广告信息轰炸。因此，开发一款专一乐器交易平台势在必行。</w:t>
       </w:r>
     </w:p>
     <w:p>
@@ -8636,7 +8678,39 @@
           <w:rFonts w:hint="eastAsia"/>
           <w:szCs w:val="24"/>
         </w:rPr>
-        <w:t>基于上次的需求调研结果，我们得出在音乐文化普及的大背景下，人们对于租聘乐器的方式有着很好的期待，因此将租聘纳入整个乐器交易平台中有很大的现实意义。</w:t>
+        <w:t>基于上次的需求调研结果，我们得出在音乐文化普及的大背景下，人们</w:t>
+      </w:r>
+      <w:proofErr w:type="gramStart"/>
+      <w:r>
+        <w:rPr>
+          <w:rFonts w:hint="eastAsia"/>
+          <w:szCs w:val="24"/>
+        </w:rPr>
+        <w:t>对于租聘乐器</w:t>
+      </w:r>
+      <w:proofErr w:type="gramEnd"/>
+      <w:r>
+        <w:rPr>
+          <w:rFonts w:hint="eastAsia"/>
+          <w:szCs w:val="24"/>
+        </w:rPr>
+        <w:t>的方式有着很好的期待，因此</w:t>
+      </w:r>
+      <w:proofErr w:type="gramStart"/>
+      <w:r>
+        <w:rPr>
+          <w:rFonts w:hint="eastAsia"/>
+          <w:szCs w:val="24"/>
+        </w:rPr>
+        <w:t>将租聘</w:t>
+      </w:r>
+      <w:proofErr w:type="gramEnd"/>
+      <w:r>
+        <w:rPr>
+          <w:rFonts w:hint="eastAsia"/>
+          <w:szCs w:val="24"/>
+        </w:rPr>
+        <w:t>纳入整个乐器交易平台中有很大的现实意义。</w:t>
       </w:r>
     </w:p>
     <w:p>
@@ -8893,7 +8967,29 @@
           <w:szCs w:val="28"/>
           <w:lang w:eastAsia="zh-CN"/>
         </w:rPr>
-        <w:t>1.2.2 实际电商平台参考</w:t>
+        <w:t xml:space="preserve">1.2.2 </w:t>
+      </w:r>
+      <w:proofErr w:type="gramStart"/>
+      <w:r>
+        <w:rPr>
+          <w:rFonts w:ascii="黑体" w:eastAsia="黑体" w:hAnsi="黑体" w:cs="黑体" w:hint="eastAsia"/>
+          <w:color w:val="000000" w:themeColor="text1"/>
+          <w:sz w:val="28"/>
+          <w:szCs w:val="28"/>
+          <w:lang w:eastAsia="zh-CN"/>
+        </w:rPr>
+        <w:t>实际电</w:t>
+      </w:r>
+      <w:proofErr w:type="gramEnd"/>
+      <w:r>
+        <w:rPr>
+          <w:rFonts w:ascii="黑体" w:eastAsia="黑体" w:hAnsi="黑体" w:cs="黑体" w:hint="eastAsia"/>
+          <w:color w:val="000000" w:themeColor="text1"/>
+          <w:sz w:val="28"/>
+          <w:szCs w:val="28"/>
+          <w:lang w:eastAsia="zh-CN"/>
+        </w:rPr>
+        <w:t>商平台参考</w:t>
       </w:r>
       <w:bookmarkEnd w:id="4"/>
     </w:p>
@@ -8917,7 +9013,29 @@
           <w:szCs w:val="24"/>
           <w:lang w:eastAsia="zh-CN"/>
         </w:rPr>
-        <w:t>· 淘宝、闲鱼（其中以闲鱼为主要参考）</w:t>
+        <w:t>· 淘宝、闲鱼（其中</w:t>
+      </w:r>
+      <w:proofErr w:type="gramStart"/>
+      <w:r>
+        <w:rPr>
+          <w:rFonts w:ascii="宋体" w:eastAsia="宋体" w:hAnsi="宋体" w:cs="宋体" w:hint="eastAsia"/>
+          <w:color w:val="000000" w:themeColor="text1"/>
+          <w:sz w:val="24"/>
+          <w:szCs w:val="24"/>
+          <w:lang w:eastAsia="zh-CN"/>
+        </w:rPr>
+        <w:t>以闲鱼为</w:t>
+      </w:r>
+      <w:proofErr w:type="gramEnd"/>
+      <w:r>
+        <w:rPr>
+          <w:rFonts w:ascii="宋体" w:eastAsia="宋体" w:hAnsi="宋体" w:cs="宋体" w:hint="eastAsia"/>
+          <w:color w:val="000000" w:themeColor="text1"/>
+          <w:sz w:val="24"/>
+          <w:szCs w:val="24"/>
+          <w:lang w:eastAsia="zh-CN"/>
+        </w:rPr>
+        <w:t>主要参考）</w:t>
       </w:r>
     </w:p>
     <w:p>
@@ -9693,7 +9811,33 @@
           <w:szCs w:val="24"/>
           <w:lang w:eastAsia="zh-CN"/>
         </w:rPr>
-        <w:t>·管理员有权查看并审核大众交易的记录，确保合规性。</w:t>
+        <w:t>·管理员有权查看并审核大众交易的记录，确保合</w:t>
+      </w:r>
+      <w:proofErr w:type="gramStart"/>
+      <w:r>
+        <w:rPr>
+          <w:rFonts w:ascii="宋体" w:eastAsia="宋体" w:hAnsi="宋体" w:cs="宋体" w:hint="eastAsia"/>
+          <w:b w:val="0"/>
+          <w:bCs/>
+          <w:color w:val="000000" w:themeColor="text1"/>
+          <w:sz w:val="24"/>
+          <w:szCs w:val="24"/>
+          <w:lang w:eastAsia="zh-CN"/>
+        </w:rPr>
+        <w:t>规</w:t>
+      </w:r>
+      <w:proofErr w:type="gramEnd"/>
+      <w:r>
+        <w:rPr>
+          <w:rFonts w:ascii="宋体" w:eastAsia="宋体" w:hAnsi="宋体" w:cs="宋体" w:hint="eastAsia"/>
+          <w:b w:val="0"/>
+          <w:bCs/>
+          <w:color w:val="000000" w:themeColor="text1"/>
+          <w:sz w:val="24"/>
+          <w:szCs w:val="24"/>
+          <w:lang w:eastAsia="zh-CN"/>
+        </w:rPr>
+        <w:t>性。</w:t>
       </w:r>
     </w:p>
     <w:p>
@@ -9827,7 +9971,33 @@
           <w:szCs w:val="24"/>
           <w:lang w:eastAsia="zh-CN"/>
         </w:rPr>
-        <w:t>·支付使用第三方支付接口（如支付宝、微信支付、PayPal 等），平台仅提供支付通道，无需保存用户支付信息。</w:t>
+        <w:t>·支付使用第三方支付接口（如支付宝、</w:t>
+      </w:r>
+      <w:proofErr w:type="gramStart"/>
+      <w:r>
+        <w:rPr>
+          <w:rFonts w:ascii="宋体" w:eastAsia="宋体" w:hAnsi="宋体" w:cs="宋体" w:hint="eastAsia"/>
+          <w:b w:val="0"/>
+          <w:bCs/>
+          <w:color w:val="000000" w:themeColor="text1"/>
+          <w:sz w:val="24"/>
+          <w:szCs w:val="24"/>
+          <w:lang w:eastAsia="zh-CN"/>
+        </w:rPr>
+        <w:t>微信支付</w:t>
+      </w:r>
+      <w:proofErr w:type="gramEnd"/>
+      <w:r>
+        <w:rPr>
+          <w:rFonts w:ascii="宋体" w:eastAsia="宋体" w:hAnsi="宋体" w:cs="宋体" w:hint="eastAsia"/>
+          <w:b w:val="0"/>
+          <w:bCs/>
+          <w:color w:val="000000" w:themeColor="text1"/>
+          <w:sz w:val="24"/>
+          <w:szCs w:val="24"/>
+          <w:lang w:eastAsia="zh-CN"/>
+        </w:rPr>
+        <w:t>、PayPal 等），平台仅提供支付通道，无需保存用户支付信息。</w:t>
       </w:r>
     </w:p>
     <w:p>
@@ -9856,7 +10026,33 @@
           <w:szCs w:val="24"/>
           <w:lang w:eastAsia="zh-CN"/>
         </w:rPr>
-        <w:t>·交易完成后，卖家可提现资金，提现周期假定为 2~5 个工作日。</w:t>
+        <w:t xml:space="preserve">·交易完成后，卖家可提现资金，提现周期假定为 2~5 </w:t>
+      </w:r>
+      <w:proofErr w:type="gramStart"/>
+      <w:r>
+        <w:rPr>
+          <w:rFonts w:ascii="宋体" w:eastAsia="宋体" w:hAnsi="宋体" w:cs="宋体" w:hint="eastAsia"/>
+          <w:b w:val="0"/>
+          <w:bCs/>
+          <w:color w:val="000000" w:themeColor="text1"/>
+          <w:sz w:val="24"/>
+          <w:szCs w:val="24"/>
+          <w:lang w:eastAsia="zh-CN"/>
+        </w:rPr>
+        <w:t>个</w:t>
+      </w:r>
+      <w:proofErr w:type="gramEnd"/>
+      <w:r>
+        <w:rPr>
+          <w:rFonts w:ascii="宋体" w:eastAsia="宋体" w:hAnsi="宋体" w:cs="宋体" w:hint="eastAsia"/>
+          <w:b w:val="0"/>
+          <w:bCs/>
+          <w:color w:val="000000" w:themeColor="text1"/>
+          <w:sz w:val="24"/>
+          <w:szCs w:val="24"/>
+          <w:lang w:eastAsia="zh-CN"/>
+        </w:rPr>
+        <w:t>工作日。</w:t>
       </w:r>
     </w:p>
     <w:p>
@@ -9963,7 +10159,33 @@
           <w:szCs w:val="24"/>
           <w:lang w:eastAsia="zh-CN"/>
         </w:rPr>
-        <w:t>·使用指定的技术栈（如前端 Vue.js，后端 Spring Boot，数据库 MySQL）开发，且需要在项目周期内完成。</w:t>
+        <w:t>·使用指定的技术</w:t>
+      </w:r>
+      <w:proofErr w:type="gramStart"/>
+      <w:r>
+        <w:rPr>
+          <w:rFonts w:ascii="宋体" w:eastAsia="宋体" w:hAnsi="宋体" w:cs="宋体" w:hint="eastAsia"/>
+          <w:b w:val="0"/>
+          <w:bCs/>
+          <w:color w:val="000000" w:themeColor="text1"/>
+          <w:sz w:val="24"/>
+          <w:szCs w:val="24"/>
+          <w:lang w:eastAsia="zh-CN"/>
+        </w:rPr>
+        <w:t>栈</w:t>
+      </w:r>
+      <w:proofErr w:type="gramEnd"/>
+      <w:r>
+        <w:rPr>
+          <w:rFonts w:ascii="宋体" w:eastAsia="宋体" w:hAnsi="宋体" w:cs="宋体" w:hint="eastAsia"/>
+          <w:b w:val="0"/>
+          <w:bCs/>
+          <w:color w:val="000000" w:themeColor="text1"/>
+          <w:sz w:val="24"/>
+          <w:szCs w:val="24"/>
+          <w:lang w:eastAsia="zh-CN"/>
+        </w:rPr>
+        <w:t>（如前端 Vue.js，后端 Spring Boot，数据库 MySQL）开发，且需要在项目周期内完成。</w:t>
       </w:r>
     </w:p>
     <w:p>
@@ -10516,7 +10738,59 @@
           <w:szCs w:val="24"/>
           <w:lang w:eastAsia="zh-CN"/>
         </w:rPr>
-        <w:t>·需要实现防止 SQL 注入、跨站脚本攻击（XSS）和跨站请求伪造（CSRF）的安全机制。</w:t>
+        <w:t>·需要实现防止 SQL 注入、</w:t>
+      </w:r>
+      <w:proofErr w:type="gramStart"/>
+      <w:r>
+        <w:rPr>
+          <w:rFonts w:ascii="宋体" w:eastAsia="宋体" w:hAnsi="宋体" w:cs="宋体" w:hint="eastAsia"/>
+          <w:b w:val="0"/>
+          <w:bCs/>
+          <w:color w:val="000000" w:themeColor="text1"/>
+          <w:sz w:val="24"/>
+          <w:szCs w:val="24"/>
+          <w:lang w:eastAsia="zh-CN"/>
+        </w:rPr>
+        <w:t>跨站脚本</w:t>
+      </w:r>
+      <w:proofErr w:type="gramEnd"/>
+      <w:r>
+        <w:rPr>
+          <w:rFonts w:ascii="宋体" w:eastAsia="宋体" w:hAnsi="宋体" w:cs="宋体" w:hint="eastAsia"/>
+          <w:b w:val="0"/>
+          <w:bCs/>
+          <w:color w:val="000000" w:themeColor="text1"/>
+          <w:sz w:val="24"/>
+          <w:szCs w:val="24"/>
+          <w:lang w:eastAsia="zh-CN"/>
+        </w:rPr>
+        <w:t>攻击（XSS）和</w:t>
+      </w:r>
+      <w:proofErr w:type="gramStart"/>
+      <w:r>
+        <w:rPr>
+          <w:rFonts w:ascii="宋体" w:eastAsia="宋体" w:hAnsi="宋体" w:cs="宋体" w:hint="eastAsia"/>
+          <w:b w:val="0"/>
+          <w:bCs/>
+          <w:color w:val="000000" w:themeColor="text1"/>
+          <w:sz w:val="24"/>
+          <w:szCs w:val="24"/>
+          <w:lang w:eastAsia="zh-CN"/>
+        </w:rPr>
+        <w:t>跨站请求</w:t>
+      </w:r>
+      <w:proofErr w:type="gramEnd"/>
+      <w:r>
+        <w:rPr>
+          <w:rFonts w:ascii="宋体" w:eastAsia="宋体" w:hAnsi="宋体" w:cs="宋体" w:hint="eastAsia"/>
+          <w:b w:val="0"/>
+          <w:bCs/>
+          <w:color w:val="000000" w:themeColor="text1"/>
+          <w:sz w:val="24"/>
+          <w:szCs w:val="24"/>
+          <w:lang w:eastAsia="zh-CN"/>
+        </w:rPr>
+        <w:t>伪造（CSRF）的安全机制。</w:t>
       </w:r>
     </w:p>
     <w:p>
@@ -10614,7 +10888,33 @@
           <w:szCs w:val="24"/>
           <w:lang w:eastAsia="zh-CN"/>
         </w:rPr>
-        <w:t>·代码在Github进行版本管理。</w:t>
+        <w:t>·代码在</w:t>
+      </w:r>
+      <w:proofErr w:type="spellStart"/>
+      <w:r>
+        <w:rPr>
+          <w:rFonts w:ascii="宋体" w:eastAsia="宋体" w:hAnsi="宋体" w:cs="宋体" w:hint="eastAsia"/>
+          <w:b w:val="0"/>
+          <w:bCs/>
+          <w:color w:val="000000" w:themeColor="text1"/>
+          <w:sz w:val="24"/>
+          <w:szCs w:val="24"/>
+          <w:lang w:eastAsia="zh-CN"/>
+        </w:rPr>
+        <w:t>Github</w:t>
+      </w:r>
+      <w:proofErr w:type="spellEnd"/>
+      <w:r>
+        <w:rPr>
+          <w:rFonts w:ascii="宋体" w:eastAsia="宋体" w:hAnsi="宋体" w:cs="宋体" w:hint="eastAsia"/>
+          <w:b w:val="0"/>
+          <w:bCs/>
+          <w:color w:val="000000" w:themeColor="text1"/>
+          <w:sz w:val="24"/>
+          <w:szCs w:val="24"/>
+          <w:lang w:eastAsia="zh-CN"/>
+        </w:rPr>
+        <w:t>进行版本管理。</w:t>
       </w:r>
     </w:p>
     <w:p>
@@ -11024,7 +11324,33 @@
           <w:szCs w:val="24"/>
           <w:lang w:eastAsia="zh-CN"/>
         </w:rPr>
-        <w:t>对某种乐器有尝试兴趣，但尚未确定是否长期学习，倾向于通过租借乐器降低成本和风险。</w:t>
+        <w:t>对某种乐器</w:t>
+      </w:r>
+      <w:proofErr w:type="gramStart"/>
+      <w:r>
+        <w:rPr>
+          <w:rFonts w:ascii="宋体" w:eastAsia="宋体" w:hAnsi="宋体" w:cs="宋体" w:hint="eastAsia"/>
+          <w:b w:val="0"/>
+          <w:bCs/>
+          <w:color w:val="000000" w:themeColor="text1"/>
+          <w:sz w:val="24"/>
+          <w:szCs w:val="24"/>
+          <w:lang w:eastAsia="zh-CN"/>
+        </w:rPr>
+        <w:t>有尝</w:t>
+      </w:r>
+      <w:proofErr w:type="gramEnd"/>
+      <w:r>
+        <w:rPr>
+          <w:rFonts w:ascii="宋体" w:eastAsia="宋体" w:hAnsi="宋体" w:cs="宋体" w:hint="eastAsia"/>
+          <w:b w:val="0"/>
+          <w:bCs/>
+          <w:color w:val="000000" w:themeColor="text1"/>
+          <w:sz w:val="24"/>
+          <w:szCs w:val="24"/>
+          <w:lang w:eastAsia="zh-CN"/>
+        </w:rPr>
+        <w:t>试兴趣，但尚未确定是否长期学习，倾向于通过租借乐器降低成本和风险。</w:t>
       </w:r>
     </w:p>
     <w:p>
@@ -12108,7 +12434,33 @@
           <w:szCs w:val="24"/>
           <w:lang w:eastAsia="zh-CN"/>
         </w:rPr>
-        <w:t>个人卖家可能仅发布少量商品，并希望通过平台的标准化流程实现快速交易。</w:t>
+        <w:t>个人卖家可能</w:t>
+      </w:r>
+      <w:proofErr w:type="gramStart"/>
+      <w:r>
+        <w:rPr>
+          <w:rFonts w:ascii="宋体" w:eastAsia="宋体" w:hAnsi="宋体" w:cs="宋体" w:hint="eastAsia"/>
+          <w:b w:val="0"/>
+          <w:bCs/>
+          <w:color w:val="000000" w:themeColor="text1"/>
+          <w:sz w:val="24"/>
+          <w:szCs w:val="24"/>
+          <w:lang w:eastAsia="zh-CN"/>
+        </w:rPr>
+        <w:t>仅发布</w:t>
+      </w:r>
+      <w:proofErr w:type="gramEnd"/>
+      <w:r>
+        <w:rPr>
+          <w:rFonts w:ascii="宋体" w:eastAsia="宋体" w:hAnsi="宋体" w:cs="宋体" w:hint="eastAsia"/>
+          <w:b w:val="0"/>
+          <w:bCs/>
+          <w:color w:val="000000" w:themeColor="text1"/>
+          <w:sz w:val="24"/>
+          <w:szCs w:val="24"/>
+          <w:lang w:eastAsia="zh-CN"/>
+        </w:rPr>
+        <w:t>少量商品，并希望通过平台的标准化流程实现快速交易。</w:t>
       </w:r>
     </w:p>
     <w:p>
@@ -12337,7 +12689,33 @@
           <w:szCs w:val="24"/>
           <w:lang w:eastAsia="zh-CN"/>
         </w:rPr>
-        <w:t>作为平台的管理方，需对用户行为进行有效监管，确保平台交易的公平性和合规性。</w:t>
+        <w:t>作为平台的管理方，需对用户行为进行有效监管，确保平台交易的公平性和合</w:t>
+      </w:r>
+      <w:proofErr w:type="gramStart"/>
+      <w:r>
+        <w:rPr>
+          <w:rFonts w:ascii="宋体" w:eastAsia="宋体" w:hAnsi="宋体" w:cs="宋体" w:hint="eastAsia"/>
+          <w:b w:val="0"/>
+          <w:bCs/>
+          <w:color w:val="000000" w:themeColor="text1"/>
+          <w:sz w:val="24"/>
+          <w:szCs w:val="24"/>
+          <w:lang w:eastAsia="zh-CN"/>
+        </w:rPr>
+        <w:t>规</w:t>
+      </w:r>
+      <w:proofErr w:type="gramEnd"/>
+      <w:r>
+        <w:rPr>
+          <w:rFonts w:ascii="宋体" w:eastAsia="宋体" w:hAnsi="宋体" w:cs="宋体" w:hint="eastAsia"/>
+          <w:b w:val="0"/>
+          <w:bCs/>
+          <w:color w:val="000000" w:themeColor="text1"/>
+          <w:sz w:val="24"/>
+          <w:szCs w:val="24"/>
+          <w:lang w:eastAsia="zh-CN"/>
+        </w:rPr>
+        <w:t>性。</w:t>
       </w:r>
     </w:p>
     <w:p>
@@ -13792,17 +14170,31 @@
           <w:lang w:eastAsia="zh-CN"/>
         </w:rPr>
       </w:pPr>
-      <w:r>
-        <w:rPr>
-          <w:rFonts w:ascii="宋体" w:eastAsia="宋体" w:hAnsi="宋体" w:cs="宋体" w:hint="eastAsia"/>
-          <w:b w:val="0"/>
-          <w:bCs/>
-          <w:color w:val="000000" w:themeColor="text1"/>
-          <w:sz w:val="24"/>
-          <w:szCs w:val="24"/>
-          <w:lang w:eastAsia="zh-CN"/>
-        </w:rPr>
-        <w:t>查看全平台的订单详情（包括交易订单和租赁订单）。</w:t>
+      <w:proofErr w:type="gramStart"/>
+      <w:r>
+        <w:rPr>
+          <w:rFonts w:ascii="宋体" w:eastAsia="宋体" w:hAnsi="宋体" w:cs="宋体" w:hint="eastAsia"/>
+          <w:b w:val="0"/>
+          <w:bCs/>
+          <w:color w:val="000000" w:themeColor="text1"/>
+          <w:sz w:val="24"/>
+          <w:szCs w:val="24"/>
+          <w:lang w:eastAsia="zh-CN"/>
+        </w:rPr>
+        <w:t>查看全</w:t>
+      </w:r>
+      <w:proofErr w:type="gramEnd"/>
+      <w:r>
+        <w:rPr>
+          <w:rFonts w:ascii="宋体" w:eastAsia="宋体" w:hAnsi="宋体" w:cs="宋体" w:hint="eastAsia"/>
+          <w:b w:val="0"/>
+          <w:bCs/>
+          <w:color w:val="000000" w:themeColor="text1"/>
+          <w:sz w:val="24"/>
+          <w:szCs w:val="24"/>
+          <w:lang w:eastAsia="zh-CN"/>
+        </w:rPr>
+        <w:t>平台的订单详情（包括交易订单和租赁订单）。</w:t>
       </w:r>
     </w:p>
     <w:p>
@@ -13875,17 +14267,31 @@
           <w:lang w:eastAsia="zh-CN"/>
         </w:rPr>
       </w:pPr>
-      <w:r>
-        <w:rPr>
-          <w:rFonts w:ascii="宋体" w:eastAsia="宋体" w:hAnsi="宋体" w:cs="宋体" w:hint="eastAsia"/>
-          <w:b w:val="0"/>
-          <w:bCs/>
-          <w:color w:val="000000" w:themeColor="text1"/>
-          <w:sz w:val="24"/>
-          <w:szCs w:val="24"/>
-          <w:lang w:eastAsia="zh-CN"/>
-        </w:rPr>
-        <w:t>查看全平台的运营数据，包括订单数量、租赁统计、活跃用户数量等。</w:t>
+      <w:proofErr w:type="gramStart"/>
+      <w:r>
+        <w:rPr>
+          <w:rFonts w:ascii="宋体" w:eastAsia="宋体" w:hAnsi="宋体" w:cs="宋体" w:hint="eastAsia"/>
+          <w:b w:val="0"/>
+          <w:bCs/>
+          <w:color w:val="000000" w:themeColor="text1"/>
+          <w:sz w:val="24"/>
+          <w:szCs w:val="24"/>
+          <w:lang w:eastAsia="zh-CN"/>
+        </w:rPr>
+        <w:t>查看全</w:t>
+      </w:r>
+      <w:proofErr w:type="gramEnd"/>
+      <w:r>
+        <w:rPr>
+          <w:rFonts w:ascii="宋体" w:eastAsia="宋体" w:hAnsi="宋体" w:cs="宋体" w:hint="eastAsia"/>
+          <w:b w:val="0"/>
+          <w:bCs/>
+          <w:color w:val="000000" w:themeColor="text1"/>
+          <w:sz w:val="24"/>
+          <w:szCs w:val="24"/>
+          <w:lang w:eastAsia="zh-CN"/>
+        </w:rPr>
+        <w:t>平台的运营数据，包括订单数量、租赁统计、活跃用户数量等。</w:t>
       </w:r>
     </w:p>
     <w:p>
@@ -14184,7 +14590,33 @@
           <w:szCs w:val="24"/>
           <w:lang w:eastAsia="zh-CN"/>
         </w:rPr>
-        <w:t>卖家上传商品信息，包括名称、描述、图片、价格、库存等。</w:t>
+        <w:t>卖家上</w:t>
+      </w:r>
+      <w:proofErr w:type="gramStart"/>
+      <w:r>
+        <w:rPr>
+          <w:rFonts w:ascii="宋体" w:eastAsia="宋体" w:hAnsi="宋体" w:cs="宋体" w:hint="eastAsia"/>
+          <w:b w:val="0"/>
+          <w:bCs/>
+          <w:color w:val="000000" w:themeColor="text1"/>
+          <w:sz w:val="24"/>
+          <w:szCs w:val="24"/>
+          <w:lang w:eastAsia="zh-CN"/>
+        </w:rPr>
+        <w:t>传商品</w:t>
+      </w:r>
+      <w:proofErr w:type="gramEnd"/>
+      <w:r>
+        <w:rPr>
+          <w:rFonts w:ascii="宋体" w:eastAsia="宋体" w:hAnsi="宋体" w:cs="宋体" w:hint="eastAsia"/>
+          <w:b w:val="0"/>
+          <w:bCs/>
+          <w:color w:val="000000" w:themeColor="text1"/>
+          <w:sz w:val="24"/>
+          <w:szCs w:val="24"/>
+          <w:lang w:eastAsia="zh-CN"/>
+        </w:rPr>
+        <w:t>信息，包括名称、描述、图片、价格、库存等。</w:t>
       </w:r>
     </w:p>
     <w:p>
@@ -16950,7 +17382,33 @@
           <w:szCs w:val="24"/>
           <w:lang w:eastAsia="zh-CN"/>
         </w:rPr>
-        <w:t>管理员审核商品的发布与租赁信息，不合规商品将被拒绝或下架。</w:t>
+        <w:t>管理员审核商品的发布与租赁信息，不合</w:t>
+      </w:r>
+      <w:proofErr w:type="gramStart"/>
+      <w:r>
+        <w:rPr>
+          <w:rFonts w:ascii="宋体" w:eastAsia="宋体" w:hAnsi="宋体" w:cs="宋体" w:hint="eastAsia"/>
+          <w:b w:val="0"/>
+          <w:bCs/>
+          <w:color w:val="000000" w:themeColor="text1"/>
+          <w:sz w:val="24"/>
+          <w:szCs w:val="24"/>
+          <w:lang w:eastAsia="zh-CN"/>
+        </w:rPr>
+        <w:t>规</w:t>
+      </w:r>
+      <w:proofErr w:type="gramEnd"/>
+      <w:r>
+        <w:rPr>
+          <w:rFonts w:ascii="宋体" w:eastAsia="宋体" w:hAnsi="宋体" w:cs="宋体" w:hint="eastAsia"/>
+          <w:b w:val="0"/>
+          <w:bCs/>
+          <w:color w:val="000000" w:themeColor="text1"/>
+          <w:sz w:val="24"/>
+          <w:szCs w:val="24"/>
+          <w:lang w:eastAsia="zh-CN"/>
+        </w:rPr>
+        <w:t>商品将被拒绝或下架。</w:t>
       </w:r>
     </w:p>
     <w:p>
@@ -17048,17 +17506,31 @@
           <w:lang w:eastAsia="zh-CN"/>
         </w:rPr>
       </w:pPr>
-      <w:r>
-        <w:rPr>
-          <w:rFonts w:ascii="宋体" w:eastAsia="宋体" w:hAnsi="宋体" w:cs="宋体" w:hint="eastAsia"/>
-          <w:b w:val="0"/>
-          <w:bCs/>
-          <w:color w:val="000000" w:themeColor="text1"/>
-          <w:sz w:val="24"/>
-          <w:szCs w:val="24"/>
-          <w:lang w:eastAsia="zh-CN"/>
-        </w:rPr>
-        <w:t>查看全平台订单，处理异常订单（如支付失败或买卖双方纠纷）。</w:t>
+      <w:proofErr w:type="gramStart"/>
+      <w:r>
+        <w:rPr>
+          <w:rFonts w:ascii="宋体" w:eastAsia="宋体" w:hAnsi="宋体" w:cs="宋体" w:hint="eastAsia"/>
+          <w:b w:val="0"/>
+          <w:bCs/>
+          <w:color w:val="000000" w:themeColor="text1"/>
+          <w:sz w:val="24"/>
+          <w:szCs w:val="24"/>
+          <w:lang w:eastAsia="zh-CN"/>
+        </w:rPr>
+        <w:t>查看全</w:t>
+      </w:r>
+      <w:proofErr w:type="gramEnd"/>
+      <w:r>
+        <w:rPr>
+          <w:rFonts w:ascii="宋体" w:eastAsia="宋体" w:hAnsi="宋体" w:cs="宋体" w:hint="eastAsia"/>
+          <w:b w:val="0"/>
+          <w:bCs/>
+          <w:color w:val="000000" w:themeColor="text1"/>
+          <w:sz w:val="24"/>
+          <w:szCs w:val="24"/>
+          <w:lang w:eastAsia="zh-CN"/>
+        </w:rPr>
+        <w:t>平台订单，处理异常订单（如支付失败或买卖双方纠纷）。</w:t>
       </w:r>
     </w:p>
     <w:p>
@@ -19283,10 +19755,10 @@
         </w:rPr>
         <w:lastRenderedPageBreak/>
         <w:drawing>
-          <wp:inline distT="0" distB="0" distL="0" distR="0" wp14:anchorId="3589586A" wp14:editId="7111A0DD">
-            <wp:extent cx="5274310" cy="1922780"/>
-            <wp:effectExtent l="0" t="0" r="2540" b="1270"/>
-            <wp:docPr id="47" name="图片 47"/>
+          <wp:inline distT="0" distB="0" distL="0" distR="0" wp14:anchorId="76668D51" wp14:editId="6880CF96">
+            <wp:extent cx="5262880" cy="2530475"/>
+            <wp:effectExtent l="0" t="0" r="0" b="3175"/>
+            <wp:docPr id="1718988188" name="图片 3"/>
             <wp:cNvGraphicFramePr>
               <a:graphicFrameLocks xmlns:a="http://schemas.openxmlformats.org/drawingml/2006/main" noChangeAspect="1"/>
             </wp:cNvGraphicFramePr>
@@ -19294,13 +19766,13 @@
               <a:graphicData uri="http://schemas.openxmlformats.org/drawingml/2006/picture">
                 <pic:pic xmlns:pic="http://schemas.openxmlformats.org/drawingml/2006/picture">
                   <pic:nvPicPr>
-                    <pic:cNvPr id="47" name="图片 47"/>
+                    <pic:cNvPr id="0" name="Picture 2"/>
                     <pic:cNvPicPr>
                       <a:picLocks noChangeAspect="1" noChangeArrowheads="1"/>
                     </pic:cNvPicPr>
                   </pic:nvPicPr>
                   <pic:blipFill>
-                    <a:blip r:embed="rId33" cstate="print">
+                    <a:blip r:embed="rId33">
                       <a:extLst>
                         <a:ext uri="{28A0092B-C50C-407E-A947-70E740481C1C}">
                           <a14:useLocalDpi xmlns:a14="http://schemas.microsoft.com/office/drawing/2010/main" val="0"/>
@@ -19312,10 +19784,10 @@
                       <a:fillRect/>
                     </a:stretch>
                   </pic:blipFill>
-                  <pic:spPr>
+                  <pic:spPr bwMode="auto">
                     <a:xfrm>
                       <a:off x="0" y="0"/>
-                      <a:ext cx="5274310" cy="1922780"/>
+                      <a:ext cx="5262880" cy="2530475"/>
                     </a:xfrm>
                     <a:prstGeom prst="rect">
                       <a:avLst/>
@@ -19548,6 +20020,7 @@
           <w:szCs w:val="28"/>
           <w:lang w:eastAsia="zh-CN"/>
         </w:rPr>
+        <w:lastRenderedPageBreak/>
         <w:drawing>
           <wp:inline distT="0" distB="0" distL="114300" distR="114300" wp14:anchorId="584A945C" wp14:editId="402A725A">
             <wp:extent cx="5273040" cy="1578610"/>
@@ -19608,7 +20081,6 @@
           <w:szCs w:val="28"/>
           <w:lang w:eastAsia="zh-CN"/>
         </w:rPr>
-        <w:lastRenderedPageBreak/>
         <w:t>2</w:t>
       </w:r>
       <w:r>
@@ -19782,6 +20254,7 @@
           <w:szCs w:val="28"/>
           <w:lang w:eastAsia="zh-CN"/>
         </w:rPr>
+        <w:lastRenderedPageBreak/>
         <w:t>·行为建模</w:t>
       </w:r>
     </w:p>
@@ -19808,7 +20281,6 @@
           <w:szCs w:val="28"/>
           <w:lang w:eastAsia="zh-CN"/>
         </w:rPr>
-        <w:lastRenderedPageBreak/>
         <w:drawing>
           <wp:inline distT="0" distB="0" distL="114300" distR="114300" wp14:anchorId="6004F5EB" wp14:editId="395B1402">
             <wp:extent cx="5266690" cy="2553335"/>
@@ -20092,11 +20564,12 @@
             </w14:gradFill>
           </w14:textFill>
         </w:rPr>
+        <w:lastRenderedPageBreak/>
         <w:drawing>
-          <wp:inline distT="0" distB="0" distL="114300" distR="114300" wp14:anchorId="74D84B98" wp14:editId="28D8F783">
-            <wp:extent cx="5274310" cy="1118870"/>
-            <wp:effectExtent l="0" t="0" r="13970" b="8890"/>
-            <wp:docPr id="58" name="图片 58" descr="12处理订单用例建模-行为建模.drawio"/>
+          <wp:inline distT="0" distB="0" distL="0" distR="0" wp14:anchorId="495471DD" wp14:editId="0AB9B137">
+            <wp:extent cx="4486865" cy="2442519"/>
+            <wp:effectExtent l="0" t="0" r="9525" b="0"/>
+            <wp:docPr id="1858845148" name="图片 14"/>
             <wp:cNvGraphicFramePr>
               <a:graphicFrameLocks xmlns:a="http://schemas.openxmlformats.org/drawingml/2006/main" noChangeAspect="1"/>
             </wp:cNvGraphicFramePr>
@@ -20104,25 +20577,36 @@
               <a:graphicData uri="http://schemas.openxmlformats.org/drawingml/2006/picture">
                 <pic:pic xmlns:pic="http://schemas.openxmlformats.org/drawingml/2006/picture">
                   <pic:nvPicPr>
-                    <pic:cNvPr id="58" name="图片 58" descr="12处理订单用例建模-行为建模.drawio"/>
+                    <pic:cNvPr id="0" name="Picture 13"/>
                     <pic:cNvPicPr>
-                      <a:picLocks noChangeAspect="1"/>
+                      <a:picLocks noChangeAspect="1" noChangeArrowheads="1"/>
                     </pic:cNvPicPr>
                   </pic:nvPicPr>
                   <pic:blipFill>
-                    <a:blip r:embed="rId39"/>
+                    <a:blip r:embed="rId39">
+                      <a:extLst>
+                        <a:ext uri="{28A0092B-C50C-407E-A947-70E740481C1C}">
+                          <a14:useLocalDpi xmlns:a14="http://schemas.microsoft.com/office/drawing/2010/main" val="0"/>
+                        </a:ext>
+                      </a:extLst>
+                    </a:blip>
+                    <a:srcRect/>
                     <a:stretch>
                       <a:fillRect/>
                     </a:stretch>
                   </pic:blipFill>
-                  <pic:spPr>
+                  <pic:spPr bwMode="auto">
                     <a:xfrm>
                       <a:off x="0" y="0"/>
-                      <a:ext cx="5274310" cy="1118870"/>
+                      <a:ext cx="4490216" cy="2444343"/>
                     </a:xfrm>
                     <a:prstGeom prst="rect">
                       <a:avLst/>
                     </a:prstGeom>
+                    <a:noFill/>
+                    <a:ln>
+                      <a:noFill/>
+                    </a:ln>
                   </pic:spPr>
                 </pic:pic>
               </a:graphicData>
@@ -20181,7 +20665,6 @@
           <w:szCs w:val="28"/>
           <w:lang w:eastAsia="zh-CN"/>
         </w:rPr>
-        <w:lastRenderedPageBreak/>
         <w:t>租借系统用例图</w:t>
       </w:r>
     </w:p>
@@ -20225,10 +20708,10 @@
           <w:noProof/>
         </w:rPr>
         <w:drawing>
-          <wp:inline distT="0" distB="0" distL="0" distR="0" wp14:anchorId="269C28A5" wp14:editId="4FD0036E">
-            <wp:extent cx="5274310" cy="1962150"/>
-            <wp:effectExtent l="0" t="0" r="2540" b="0"/>
-            <wp:docPr id="48" name="图片 48"/>
+          <wp:inline distT="0" distB="0" distL="0" distR="0" wp14:anchorId="574F8D01" wp14:editId="4F858E58">
+            <wp:extent cx="5262880" cy="1967230"/>
+            <wp:effectExtent l="0" t="0" r="0" b="0"/>
+            <wp:docPr id="584175962" name="图片 4"/>
             <wp:cNvGraphicFramePr>
               <a:graphicFrameLocks xmlns:a="http://schemas.openxmlformats.org/drawingml/2006/main" noChangeAspect="1"/>
             </wp:cNvGraphicFramePr>
@@ -20236,7 +20719,7 @@
               <a:graphicData uri="http://schemas.openxmlformats.org/drawingml/2006/picture">
                 <pic:pic xmlns:pic="http://schemas.openxmlformats.org/drawingml/2006/picture">
                   <pic:nvPicPr>
-                    <pic:cNvPr id="48" name="图片 48"/>
+                    <pic:cNvPr id="0" name="Picture 3"/>
                     <pic:cNvPicPr>
                       <a:picLocks noChangeAspect="1" noChangeArrowheads="1"/>
                     </pic:cNvPicPr>
@@ -20254,10 +20737,10 @@
                       <a:fillRect/>
                     </a:stretch>
                   </pic:blipFill>
-                  <pic:spPr>
+                  <pic:spPr bwMode="auto">
                     <a:xfrm>
                       <a:off x="0" y="0"/>
-                      <a:ext cx="5274310" cy="1962150"/>
+                      <a:ext cx="5262880" cy="1967230"/>
                     </a:xfrm>
                     <a:prstGeom prst="rect">
                       <a:avLst/>
@@ -20369,6 +20852,7 @@
           <w:szCs w:val="28"/>
           <w:lang w:eastAsia="zh-CN"/>
         </w:rPr>
+        <w:lastRenderedPageBreak/>
         <w:drawing>
           <wp:inline distT="0" distB="0" distL="0" distR="0" wp14:anchorId="09EDD3BD" wp14:editId="2DB6765F">
             <wp:extent cx="5273675" cy="3615055"/>
@@ -20467,7 +20951,6 @@
           <w:szCs w:val="28"/>
           <w:lang w:eastAsia="zh-CN"/>
         </w:rPr>
-        <w:lastRenderedPageBreak/>
         <w:drawing>
           <wp:inline distT="0" distB="0" distL="114300" distR="114300" wp14:anchorId="10E8349C" wp14:editId="37370A0E">
             <wp:extent cx="5268595" cy="2324100"/>
@@ -20589,6 +21072,7 @@
           <w:szCs w:val="28"/>
           <w:lang w:eastAsia="zh-CN"/>
         </w:rPr>
+        <w:lastRenderedPageBreak/>
         <w:drawing>
           <wp:inline distT="0" distB="0" distL="0" distR="0" wp14:anchorId="45600B94" wp14:editId="3B02A064">
             <wp:extent cx="5273675" cy="5114290"/>
@@ -20701,7 +21185,7 @@
       </w:pPr>
       <w:r>
         <w:rPr>
-          <w:rFonts w:ascii="TypeLand 康熙字典體" w:hAnsi="TypeLand 康熙字典體"/>
+          <w:rFonts w:ascii="TypeLand 康熙字典體" w:hAnsi="TypeLand 康熙字典體" w:hint="eastAsia"/>
           <w:b w:val="0"/>
           <w:bCs/>
           <w:noProof/>
@@ -20731,12 +21215,11 @@
             </w14:gradFill>
           </w14:textFill>
         </w:rPr>
-        <w:lastRenderedPageBreak/>
         <w:drawing>
-          <wp:inline distT="0" distB="0" distL="0" distR="0" wp14:anchorId="0EA29E5F" wp14:editId="176EC9FE">
-            <wp:extent cx="5273675" cy="2870835"/>
-            <wp:effectExtent l="0" t="0" r="3175" b="5715"/>
-            <wp:docPr id="1858845148" name="图片 14"/>
+          <wp:inline distT="0" distB="0" distL="0" distR="0" wp14:anchorId="1006F8E9" wp14:editId="748A9C21">
+            <wp:extent cx="5273675" cy="2041525"/>
+            <wp:effectExtent l="0" t="0" r="3175" b="0"/>
+            <wp:docPr id="872961984" name="图片 2"/>
             <wp:cNvGraphicFramePr>
               <a:graphicFrameLocks xmlns:a="http://schemas.openxmlformats.org/drawingml/2006/main" noChangeAspect="1"/>
             </wp:cNvGraphicFramePr>
@@ -20744,7 +21227,7 @@
               <a:graphicData uri="http://schemas.openxmlformats.org/drawingml/2006/picture">
                 <pic:pic xmlns:pic="http://schemas.openxmlformats.org/drawingml/2006/picture">
                   <pic:nvPicPr>
-                    <pic:cNvPr id="0" name="Picture 13"/>
+                    <pic:cNvPr id="0" name="Picture 1"/>
                     <pic:cNvPicPr>
                       <a:picLocks noChangeAspect="1" noChangeArrowheads="1"/>
                     </pic:cNvPicPr>
@@ -20765,7 +21248,7 @@
                   <pic:spPr bwMode="auto">
                     <a:xfrm>
                       <a:off x="0" y="0"/>
-                      <a:ext cx="5273675" cy="2870835"/>
+                      <a:ext cx="5273675" cy="2041525"/>
                     </a:xfrm>
                     <a:prstGeom prst="rect">
                       <a:avLst/>
@@ -20872,11 +21355,12 @@
         <w:rPr>
           <w:noProof/>
         </w:rPr>
+        <w:lastRenderedPageBreak/>
         <w:drawing>
-          <wp:inline distT="0" distB="0" distL="0" distR="0" wp14:anchorId="40C80ED3" wp14:editId="55ED88DF">
-            <wp:extent cx="5274310" cy="1483360"/>
-            <wp:effectExtent l="0" t="0" r="2540" b="2540"/>
-            <wp:docPr id="49" name="图片 49"/>
+          <wp:inline distT="0" distB="0" distL="0" distR="0" wp14:anchorId="3B81727E" wp14:editId="0AC5561F">
+            <wp:extent cx="5262880" cy="1477645"/>
+            <wp:effectExtent l="0" t="0" r="0" b="8255"/>
+            <wp:docPr id="1826899976" name="图片 5"/>
             <wp:cNvGraphicFramePr>
               <a:graphicFrameLocks xmlns:a="http://schemas.openxmlformats.org/drawingml/2006/main" noChangeAspect="1"/>
             </wp:cNvGraphicFramePr>
@@ -20884,7 +21368,7 @@
               <a:graphicData uri="http://schemas.openxmlformats.org/drawingml/2006/picture">
                 <pic:pic xmlns:pic="http://schemas.openxmlformats.org/drawingml/2006/picture">
                   <pic:nvPicPr>
-                    <pic:cNvPr id="49" name="图片 49"/>
+                    <pic:cNvPr id="0" name="Picture 4"/>
                     <pic:cNvPicPr>
                       <a:picLocks noChangeAspect="1" noChangeArrowheads="1"/>
                     </pic:cNvPicPr>
@@ -20902,10 +21386,10 @@
                       <a:fillRect/>
                     </a:stretch>
                   </pic:blipFill>
-                  <pic:spPr>
+                  <pic:spPr bwMode="auto">
                     <a:xfrm>
                       <a:off x="0" y="0"/>
-                      <a:ext cx="5274310" cy="1483360"/>
+                      <a:ext cx="5262880" cy="1477645"/>
                     </a:xfrm>
                     <a:prstGeom prst="rect">
                       <a:avLst/>
@@ -20921,19 +21405,6 @@
           </wp:inline>
         </w:drawing>
       </w:r>
-    </w:p>
-    <w:p>
-      <w:pPr>
-        <w:pStyle w:val="aa"/>
-        <w:jc w:val="left"/>
-        <w:rPr>
-          <w:rFonts w:ascii="黑体" w:eastAsia="黑体" w:hAnsi="黑体" w:cs="黑体" w:hint="eastAsia"/>
-          <w:color w:val="000000" w:themeColor="text1"/>
-          <w:sz w:val="28"/>
-          <w:szCs w:val="28"/>
-          <w:lang w:eastAsia="zh-CN"/>
-        </w:rPr>
-      </w:pPr>
     </w:p>
     <w:p>
       <w:pPr>
@@ -23754,7 +24225,33 @@
           <w:szCs w:val="24"/>
           <w:lang w:eastAsia="zh-CN"/>
         </w:rPr>
-        <w:t>支持用户输入文字、上传商品图片、选择租借期限等操作，输入数据需即时校验合法性。</w:t>
+        <w:t>支持用户输入文字、上</w:t>
+      </w:r>
+      <w:proofErr w:type="gramStart"/>
+      <w:r>
+        <w:rPr>
+          <w:rFonts w:ascii="宋体" w:eastAsia="宋体" w:hAnsi="宋体" w:cs="宋体" w:hint="eastAsia"/>
+          <w:b w:val="0"/>
+          <w:bCs/>
+          <w:color w:val="000000" w:themeColor="text1"/>
+          <w:sz w:val="24"/>
+          <w:szCs w:val="24"/>
+          <w:lang w:eastAsia="zh-CN"/>
+        </w:rPr>
+        <w:t>传商品</w:t>
+      </w:r>
+      <w:proofErr w:type="gramEnd"/>
+      <w:r>
+        <w:rPr>
+          <w:rFonts w:ascii="宋体" w:eastAsia="宋体" w:hAnsi="宋体" w:cs="宋体" w:hint="eastAsia"/>
+          <w:b w:val="0"/>
+          <w:bCs/>
+          <w:color w:val="000000" w:themeColor="text1"/>
+          <w:sz w:val="24"/>
+          <w:szCs w:val="24"/>
+          <w:lang w:eastAsia="zh-CN"/>
+        </w:rPr>
+        <w:t>图片、选择租借期限等操作，输入数据需即时校验合法性。</w:t>
       </w:r>
     </w:p>
     <w:p>
@@ -23979,7 +24476,33 @@
           <w:szCs w:val="24"/>
           <w:lang w:eastAsia="zh-CN"/>
         </w:rPr>
-        <w:t>系统需支持海量商品数据和用户订单记录的高效存储，采用 MySQL 数据库进行管理。</w:t>
+        <w:t>系统</w:t>
+      </w:r>
+      <w:proofErr w:type="gramStart"/>
+      <w:r>
+        <w:rPr>
+          <w:rFonts w:ascii="宋体" w:eastAsia="宋体" w:hAnsi="宋体" w:cs="宋体" w:hint="eastAsia"/>
+          <w:b w:val="0"/>
+          <w:bCs/>
+          <w:color w:val="000000" w:themeColor="text1"/>
+          <w:sz w:val="24"/>
+          <w:szCs w:val="24"/>
+          <w:lang w:eastAsia="zh-CN"/>
+        </w:rPr>
+        <w:t>需支持</w:t>
+      </w:r>
+      <w:proofErr w:type="gramEnd"/>
+      <w:r>
+        <w:rPr>
+          <w:rFonts w:ascii="宋体" w:eastAsia="宋体" w:hAnsi="宋体" w:cs="宋体" w:hint="eastAsia"/>
+          <w:b w:val="0"/>
+          <w:bCs/>
+          <w:color w:val="000000" w:themeColor="text1"/>
+          <w:sz w:val="24"/>
+          <w:szCs w:val="24"/>
+          <w:lang w:eastAsia="zh-CN"/>
+        </w:rPr>
+        <w:t>海量商品数据和用户订单记录的高效存储，采用 MySQL 数据库进行管理。</w:t>
       </w:r>
     </w:p>
     <w:p>
@@ -24033,7 +24556,33 @@
           <w:szCs w:val="24"/>
           <w:lang w:eastAsia="zh-CN"/>
         </w:rPr>
-        <w:t>所有交易数据需具备事务支持，确保增删改操作的原子性和一致性。</w:t>
+        <w:t>所有交易数据需具备事务支持，确保增删</w:t>
+      </w:r>
+      <w:proofErr w:type="gramStart"/>
+      <w:r>
+        <w:rPr>
+          <w:rFonts w:ascii="宋体" w:eastAsia="宋体" w:hAnsi="宋体" w:cs="宋体" w:hint="eastAsia"/>
+          <w:b w:val="0"/>
+          <w:bCs/>
+          <w:color w:val="000000" w:themeColor="text1"/>
+          <w:sz w:val="24"/>
+          <w:szCs w:val="24"/>
+          <w:lang w:eastAsia="zh-CN"/>
+        </w:rPr>
+        <w:t>改操作</w:t>
+      </w:r>
+      <w:proofErr w:type="gramEnd"/>
+      <w:r>
+        <w:rPr>
+          <w:rFonts w:ascii="宋体" w:eastAsia="宋体" w:hAnsi="宋体" w:cs="宋体" w:hint="eastAsia"/>
+          <w:b w:val="0"/>
+          <w:bCs/>
+          <w:color w:val="000000" w:themeColor="text1"/>
+          <w:sz w:val="24"/>
+          <w:szCs w:val="24"/>
+          <w:lang w:eastAsia="zh-CN"/>
+        </w:rPr>
+        <w:t>的原子性和一致性。</w:t>
       </w:r>
     </w:p>
     <w:p>
@@ -24241,7 +24790,33 @@
           <w:szCs w:val="24"/>
           <w:lang w:eastAsia="zh-CN"/>
         </w:rPr>
-        <w:t>用户密码必须加密存储，使用 Bcrypt 等算法。</w:t>
+        <w:t xml:space="preserve">用户密码必须加密存储，使用 </w:t>
+      </w:r>
+      <w:proofErr w:type="spellStart"/>
+      <w:r>
+        <w:rPr>
+          <w:rFonts w:ascii="宋体" w:eastAsia="宋体" w:hAnsi="宋体" w:cs="宋体" w:hint="eastAsia"/>
+          <w:b w:val="0"/>
+          <w:bCs/>
+          <w:color w:val="000000" w:themeColor="text1"/>
+          <w:sz w:val="24"/>
+          <w:szCs w:val="24"/>
+          <w:lang w:eastAsia="zh-CN"/>
+        </w:rPr>
+        <w:t>Bcrypt</w:t>
+      </w:r>
+      <w:proofErr w:type="spellEnd"/>
+      <w:r>
+        <w:rPr>
+          <w:rFonts w:ascii="宋体" w:eastAsia="宋体" w:hAnsi="宋体" w:cs="宋体" w:hint="eastAsia"/>
+          <w:b w:val="0"/>
+          <w:bCs/>
+          <w:color w:val="000000" w:themeColor="text1"/>
+          <w:sz w:val="24"/>
+          <w:szCs w:val="24"/>
+          <w:lang w:eastAsia="zh-CN"/>
+        </w:rPr>
+        <w:t xml:space="preserve"> 等算法。</w:t>
       </w:r>
     </w:p>
     <w:p>
@@ -24295,7 +24870,33 @@
           <w:szCs w:val="24"/>
           <w:lang w:eastAsia="zh-CN"/>
         </w:rPr>
-        <w:t>金钱交易过程中需调用成熟的支付接口（微信支付、支付宝），确保支付过程的加密性和安全性。</w:t>
+        <w:t>金钱交易过程中需调用成熟的支付接口（</w:t>
+      </w:r>
+      <w:proofErr w:type="gramStart"/>
+      <w:r>
+        <w:rPr>
+          <w:rFonts w:ascii="宋体" w:eastAsia="宋体" w:hAnsi="宋体" w:cs="宋体" w:hint="eastAsia"/>
+          <w:b w:val="0"/>
+          <w:bCs/>
+          <w:color w:val="000000" w:themeColor="text1"/>
+          <w:sz w:val="24"/>
+          <w:szCs w:val="24"/>
+          <w:lang w:eastAsia="zh-CN"/>
+        </w:rPr>
+        <w:t>微信支付</w:t>
+      </w:r>
+      <w:proofErr w:type="gramEnd"/>
+      <w:r>
+        <w:rPr>
+          <w:rFonts w:ascii="宋体" w:eastAsia="宋体" w:hAnsi="宋体" w:cs="宋体" w:hint="eastAsia"/>
+          <w:b w:val="0"/>
+          <w:bCs/>
+          <w:color w:val="000000" w:themeColor="text1"/>
+          <w:sz w:val="24"/>
+          <w:szCs w:val="24"/>
+          <w:lang w:eastAsia="zh-CN"/>
+        </w:rPr>
+        <w:t>、支付宝），确保支付过程的加密性和安全性。</w:t>
       </w:r>
     </w:p>
     <w:p>
@@ -24349,7 +24950,33 @@
           <w:szCs w:val="24"/>
           <w:lang w:eastAsia="zh-CN"/>
         </w:rPr>
-        <w:t>系统需设置验证码机制以防止恶意注册和暴力破解，同时管理员可对异常用户进行封禁操作。</w:t>
+        <w:t>系统需设置验证</w:t>
+      </w:r>
+      <w:proofErr w:type="gramStart"/>
+      <w:r>
+        <w:rPr>
+          <w:rFonts w:ascii="宋体" w:eastAsia="宋体" w:hAnsi="宋体" w:cs="宋体" w:hint="eastAsia"/>
+          <w:b w:val="0"/>
+          <w:bCs/>
+          <w:color w:val="000000" w:themeColor="text1"/>
+          <w:sz w:val="24"/>
+          <w:szCs w:val="24"/>
+          <w:lang w:eastAsia="zh-CN"/>
+        </w:rPr>
+        <w:t>码机制</w:t>
+      </w:r>
+      <w:proofErr w:type="gramEnd"/>
+      <w:r>
+        <w:rPr>
+          <w:rFonts w:ascii="宋体" w:eastAsia="宋体" w:hAnsi="宋体" w:cs="宋体" w:hint="eastAsia"/>
+          <w:b w:val="0"/>
+          <w:bCs/>
+          <w:color w:val="000000" w:themeColor="text1"/>
+          <w:sz w:val="24"/>
+          <w:szCs w:val="24"/>
+          <w:lang w:eastAsia="zh-CN"/>
+        </w:rPr>
+        <w:t>以防止恶意注册和暴力破解，同时管理员可对异常用户进行封禁操作。</w:t>
       </w:r>
     </w:p>
     <w:p>
@@ -24576,7 +25203,33 @@
           <w:szCs w:val="24"/>
           <w:lang w:eastAsia="zh-CN"/>
         </w:rPr>
-        <w:t>系统架构需支持未来引入新模块（音乐社区或乐器学习功能），以及加入目前大火的AI接口来实现更多功能。</w:t>
+        <w:t>系统架构</w:t>
+      </w:r>
+      <w:proofErr w:type="gramStart"/>
+      <w:r>
+        <w:rPr>
+          <w:rFonts w:ascii="宋体" w:eastAsia="宋体" w:hAnsi="宋体" w:cs="宋体" w:hint="eastAsia"/>
+          <w:b w:val="0"/>
+          <w:bCs/>
+          <w:color w:val="000000" w:themeColor="text1"/>
+          <w:sz w:val="24"/>
+          <w:szCs w:val="24"/>
+          <w:lang w:eastAsia="zh-CN"/>
+        </w:rPr>
+        <w:t>需支持</w:t>
+      </w:r>
+      <w:proofErr w:type="gramEnd"/>
+      <w:r>
+        <w:rPr>
+          <w:rFonts w:ascii="宋体" w:eastAsia="宋体" w:hAnsi="宋体" w:cs="宋体" w:hint="eastAsia"/>
+          <w:b w:val="0"/>
+          <w:bCs/>
+          <w:color w:val="000000" w:themeColor="text1"/>
+          <w:sz w:val="24"/>
+          <w:szCs w:val="24"/>
+          <w:lang w:eastAsia="zh-CN"/>
+        </w:rPr>
+        <w:t>未来引入新模块（音乐社区或乐器学习功能），以及加入目前大火的AI接口来实现更多功能。</w:t>
       </w:r>
     </w:p>
     <w:p>
@@ -24893,7 +25546,29 @@
           <w:lang w:eastAsia="zh-CN"/>
         </w:rPr>
         <w:lastRenderedPageBreak/>
-        <w:t>·合法合规性：</w:t>
+        <w:t>·合法合</w:t>
+      </w:r>
+      <w:proofErr w:type="gramStart"/>
+      <w:r>
+        <w:rPr>
+          <w:rFonts w:ascii="宋体" w:eastAsia="宋体" w:hAnsi="宋体" w:cs="宋体" w:hint="eastAsia"/>
+          <w:color w:val="000000" w:themeColor="text1"/>
+          <w:sz w:val="24"/>
+          <w:szCs w:val="24"/>
+          <w:lang w:eastAsia="zh-CN"/>
+        </w:rPr>
+        <w:t>规</w:t>
+      </w:r>
+      <w:proofErr w:type="gramEnd"/>
+      <w:r>
+        <w:rPr>
+          <w:rFonts w:ascii="宋体" w:eastAsia="宋体" w:hAnsi="宋体" w:cs="宋体" w:hint="eastAsia"/>
+          <w:color w:val="000000" w:themeColor="text1"/>
+          <w:sz w:val="24"/>
+          <w:szCs w:val="24"/>
+          <w:lang w:eastAsia="zh-CN"/>
+        </w:rPr>
+        <w:t>性：</w:t>
       </w:r>
     </w:p>
     <w:p>
@@ -26249,17 +26924,57 @@
           <w:lang w:eastAsia="zh-CN"/>
         </w:rPr>
       </w:pPr>
-      <w:r>
-        <w:rPr>
-          <w:rFonts w:ascii="宋体" w:eastAsia="宋体" w:hAnsi="宋体" w:cs="宋体" w:hint="eastAsia"/>
-          <w:b w:val="0"/>
-          <w:bCs/>
-          <w:color w:val="000000" w:themeColor="text1"/>
-          <w:sz w:val="24"/>
-          <w:szCs w:val="24"/>
-          <w:lang w:eastAsia="zh-CN"/>
-        </w:rPr>
-        <w:t>集成微信支付、支付宝支付等第三方支付接口，确保支付安全。</w:t>
+      <w:proofErr w:type="gramStart"/>
+      <w:r>
+        <w:rPr>
+          <w:rFonts w:ascii="宋体" w:eastAsia="宋体" w:hAnsi="宋体" w:cs="宋体" w:hint="eastAsia"/>
+          <w:b w:val="0"/>
+          <w:bCs/>
+          <w:color w:val="000000" w:themeColor="text1"/>
+          <w:sz w:val="24"/>
+          <w:szCs w:val="24"/>
+          <w:lang w:eastAsia="zh-CN"/>
+        </w:rPr>
+        <w:t>集成微信支付</w:t>
+      </w:r>
+      <w:proofErr w:type="gramEnd"/>
+      <w:r>
+        <w:rPr>
+          <w:rFonts w:ascii="宋体" w:eastAsia="宋体" w:hAnsi="宋体" w:cs="宋体" w:hint="eastAsia"/>
+          <w:b w:val="0"/>
+          <w:bCs/>
+          <w:color w:val="000000" w:themeColor="text1"/>
+          <w:sz w:val="24"/>
+          <w:szCs w:val="24"/>
+          <w:lang w:eastAsia="zh-CN"/>
+        </w:rPr>
+        <w:t>、支付</w:t>
+      </w:r>
+      <w:proofErr w:type="gramStart"/>
+      <w:r>
+        <w:rPr>
+          <w:rFonts w:ascii="宋体" w:eastAsia="宋体" w:hAnsi="宋体" w:cs="宋体" w:hint="eastAsia"/>
+          <w:b w:val="0"/>
+          <w:bCs/>
+          <w:color w:val="000000" w:themeColor="text1"/>
+          <w:sz w:val="24"/>
+          <w:szCs w:val="24"/>
+          <w:lang w:eastAsia="zh-CN"/>
+        </w:rPr>
+        <w:t>宝支付</w:t>
+      </w:r>
+      <w:proofErr w:type="gramEnd"/>
+      <w:r>
+        <w:rPr>
+          <w:rFonts w:ascii="宋体" w:eastAsia="宋体" w:hAnsi="宋体" w:cs="宋体" w:hint="eastAsia"/>
+          <w:b w:val="0"/>
+          <w:bCs/>
+          <w:color w:val="000000" w:themeColor="text1"/>
+          <w:sz w:val="24"/>
+          <w:szCs w:val="24"/>
+          <w:lang w:eastAsia="zh-CN"/>
+        </w:rPr>
+        <w:t>等第三方支付接口，确保支付安全。</w:t>
       </w:r>
     </w:p>
     <w:p>
@@ -26311,7 +27026,33 @@
           <w:szCs w:val="24"/>
           <w:lang w:eastAsia="zh-CN"/>
         </w:rPr>
-        <w:t>支持用户上传商品图片（格式：JPEG/PNG，大小限制 5MB）。</w:t>
+        <w:t>支持用户上</w:t>
+      </w:r>
+      <w:proofErr w:type="gramStart"/>
+      <w:r>
+        <w:rPr>
+          <w:rFonts w:ascii="宋体" w:eastAsia="宋体" w:hAnsi="宋体" w:cs="宋体" w:hint="eastAsia"/>
+          <w:b w:val="0"/>
+          <w:bCs/>
+          <w:color w:val="000000" w:themeColor="text1"/>
+          <w:sz w:val="24"/>
+          <w:szCs w:val="24"/>
+          <w:lang w:eastAsia="zh-CN"/>
+        </w:rPr>
+        <w:t>传商品</w:t>
+      </w:r>
+      <w:proofErr w:type="gramEnd"/>
+      <w:r>
+        <w:rPr>
+          <w:rFonts w:ascii="宋体" w:eastAsia="宋体" w:hAnsi="宋体" w:cs="宋体" w:hint="eastAsia"/>
+          <w:b w:val="0"/>
+          <w:bCs/>
+          <w:color w:val="000000" w:themeColor="text1"/>
+          <w:sz w:val="24"/>
+          <w:szCs w:val="24"/>
+          <w:lang w:eastAsia="zh-CN"/>
+        </w:rPr>
+        <w:t>图片（格式：JPEG/PNG，大小限制 5MB）。</w:t>
       </w:r>
     </w:p>
     <w:p>
@@ -26546,7 +27287,33 @@
           <w:szCs w:val="24"/>
           <w:lang w:eastAsia="zh-CN"/>
         </w:rPr>
-        <w:t>提供账号密码加密存储功能（使用 Bcrypt 算法等）。</w:t>
+        <w:t xml:space="preserve">提供账号密码加密存储功能（使用 </w:t>
+      </w:r>
+      <w:proofErr w:type="spellStart"/>
+      <w:r>
+        <w:rPr>
+          <w:rFonts w:ascii="宋体" w:eastAsia="宋体" w:hAnsi="宋体" w:cs="宋体" w:hint="eastAsia"/>
+          <w:b w:val="0"/>
+          <w:bCs/>
+          <w:color w:val="000000" w:themeColor="text1"/>
+          <w:sz w:val="24"/>
+          <w:szCs w:val="24"/>
+          <w:lang w:eastAsia="zh-CN"/>
+        </w:rPr>
+        <w:t>Bcrypt</w:t>
+      </w:r>
+      <w:proofErr w:type="spellEnd"/>
+      <w:r>
+        <w:rPr>
+          <w:rFonts w:ascii="宋体" w:eastAsia="宋体" w:hAnsi="宋体" w:cs="宋体" w:hint="eastAsia"/>
+          <w:b w:val="0"/>
+          <w:bCs/>
+          <w:color w:val="000000" w:themeColor="text1"/>
+          <w:sz w:val="24"/>
+          <w:szCs w:val="24"/>
+          <w:lang w:eastAsia="zh-CN"/>
+        </w:rPr>
+        <w:t xml:space="preserve"> 算法等）。</w:t>
       </w:r>
     </w:p>
     <w:p>
@@ -26575,7 +27342,33 @@
           <w:szCs w:val="24"/>
           <w:lang w:eastAsia="zh-CN"/>
         </w:rPr>
-        <w:t>使用验证码机制防止恶意注册和登录。</w:t>
+        <w:t>使用验证</w:t>
+      </w:r>
+      <w:proofErr w:type="gramStart"/>
+      <w:r>
+        <w:rPr>
+          <w:rFonts w:ascii="宋体" w:eastAsia="宋体" w:hAnsi="宋体" w:cs="宋体" w:hint="eastAsia"/>
+          <w:b w:val="0"/>
+          <w:bCs/>
+          <w:color w:val="000000" w:themeColor="text1"/>
+          <w:sz w:val="24"/>
+          <w:szCs w:val="24"/>
+          <w:lang w:eastAsia="zh-CN"/>
+        </w:rPr>
+        <w:t>码机制</w:t>
+      </w:r>
+      <w:proofErr w:type="gramEnd"/>
+      <w:r>
+        <w:rPr>
+          <w:rFonts w:ascii="宋体" w:eastAsia="宋体" w:hAnsi="宋体" w:cs="宋体" w:hint="eastAsia"/>
+          <w:b w:val="0"/>
+          <w:bCs/>
+          <w:color w:val="000000" w:themeColor="text1"/>
+          <w:sz w:val="24"/>
+          <w:szCs w:val="24"/>
+          <w:lang w:eastAsia="zh-CN"/>
+        </w:rPr>
+        <w:t>防止恶意注册和登录。</w:t>
       </w:r>
     </w:p>
     <w:p>
@@ -28245,6 +29038,10 @@
 </file>
 
 <file path=customXml/item1.xml><?xml version="1.0" encoding="utf-8"?>
+<b:Sources xmlns:b="http://schemas.openxmlformats.org/officeDocument/2006/bibliography" xmlns="http://schemas.openxmlformats.org/officeDocument/2006/bibliography" SelectedStyle="\APASixthEditionOfficeOnline.xsl" StyleName="APA" Version="6"/>
+</file>
+
+<file path=customXml/item2.xml><?xml version="1.0" encoding="utf-8"?>
 <s:customData xmlns="http://www.wps.cn/officeDocument/2013/wpsCustomData" xmlns:s="http://www.wps.cn/officeDocument/2013/wpsCustomData">
   <customSectProps>
     <customSectPr/>
@@ -28255,22 +29052,18 @@
 </s:customData>
 </file>
 
-<file path=customXml/item2.xml><?xml version="1.0" encoding="utf-8"?>
-<b:Sources xmlns:b="http://schemas.openxmlformats.org/officeDocument/2006/bibliography" xmlns="http://schemas.openxmlformats.org/officeDocument/2006/bibliography" SelectedStyle="\APASixthEditionOfficeOnline.xsl" StyleName="APA" Version="6"/>
+<file path=customXml/itemProps1.xml><?xml version="1.0" encoding="utf-8"?>
+<ds:datastoreItem xmlns:ds="http://schemas.openxmlformats.org/officeDocument/2006/customXml" ds:itemID="{EC3C6EAB-635C-4A29-AF93-7C375DDC8664}">
+  <ds:schemaRefs>
+    <ds:schemaRef ds:uri="http://schemas.openxmlformats.org/officeDocument/2006/bibliography"/>
+  </ds:schemaRefs>
+</ds:datastoreItem>
 </file>
 
-<file path=customXml/itemProps1.xml><?xml version="1.0" encoding="utf-8"?>
+<file path=customXml/itemProps2.xml><?xml version="1.0" encoding="utf-8"?>
 <ds:datastoreItem xmlns:ds="http://schemas.openxmlformats.org/officeDocument/2006/customXml" ds:itemID="{B1977F7D-205B-4081-913C-38D41E755F92}">
   <ds:schemaRefs>
     <ds:schemaRef ds:uri="http://www.wps.cn/officeDocument/2013/wpsCustomData"/>
   </ds:schemaRefs>
 </ds:datastoreItem>
-</file>
-
-<file path=customXml/itemProps2.xml><?xml version="1.0" encoding="utf-8"?>
-<ds:datastoreItem xmlns:ds="http://schemas.openxmlformats.org/officeDocument/2006/customXml" ds:itemID="{EC3C6EAB-635C-4A29-AF93-7C375DDC8664}">
-  <ds:schemaRefs>
-    <ds:schemaRef ds:uri="http://schemas.openxmlformats.org/officeDocument/2006/bibliography"/>
-  </ds:schemaRefs>
-</ds:datastoreItem>
 </file>